--- a/중국어_대화문/9부_docx/9부_09화_녜추.docx
+++ b/중국어_대화문/9부_docx/9부_09화_녜추.docx
@@ -18,7 +18,7 @@
         <w:t>등장인물:</w:t>
       </w:r>
       <w:r>
-        <w:t xml:space="preserve"> 선즈위안 沈知远(52세, 중앙위원회 총서기) / 청시 程曦(37세, 총서기 판공청 주임·후계 후보) / 녜추 聂秋(66세, 서수이성 성위서기·중앙위원) / 리위퉁 李雨桐(46세, 총서기 판공실 참모) / 량페이전 梁佩珍(66세, 정치국원·독립 감독) / 탄야친 谭雅芹(47세, 서수이성 赤岭市 초등학교 교사) / 웨이창펑 魏长风(66세, 정치국원) / 런수이 任澍(40세 안팎, 정치국 회의 기록원)</w:t>
+        <w:t xml:space="preserve"> 선즈위안 沈知远(53세, 중앙위원회 총서기) / 청시 程曦(39세, 총서기 판공청 주임·후계 후보) / 녜추 聂秋(66세, 서수이성 성위서기·중앙위원) / 리위퉁 李雨桐(48세, 총서기 판공실 참모) / 량페이전 梁佩珍(68세, 정치국원·독립 감독) / 탄야친 谭雅芹(47세, 서수이성 赤岭市 초등학교 교사) / 웨이창펑 魏长风(67세, 정치국원) / 런수이 任澍(40세 안팎, 정치국 회의 기록원)</w:t>
       </w:r>
     </w:p>
     <w:p>
@@ -535,7 +535,7 @@
         <w:t>沈知远:</w:t>
       </w:r>
       <w:r>
-        <w:t xml:space="preserve"> 聂字十八画。……我先说一句，免得你以后听不到。我回避的，是你；这三个人的事不回避，这是我的办公厅。</w:t>
+        <w:t xml:space="preserve"> 聂字十画，排在最后。……我先说一句，免得你以后听不到。我回避的，是你；这三个人的事不回避，这是我的办公厅。</w:t>
       </w:r>
     </w:p>
     <w:p>
@@ -568,7 +568,7 @@
         <w:t>李雨桐:</w:t>
       </w:r>
       <w:r>
-        <w:t xml:space="preserve"> 沈老师，我替您拟了一版。“二〇二七年二月，申报人与聂秋同志有过三次见面，一顿饭，一张收据。申报人当时没有能力保护他，现在也不敢说有。”</w:t>
+        <w:t xml:space="preserve"> 总书记，我替您拟了一版。“二〇二七年二月，申报人与聂秋同志有过三次见面，一顿饭，一张收据。申报人当时没有能力保护他，现在也不敢说有。”</w:t>
       </w:r>
     </w:p>
     <w:p>
@@ -1154,7 +1154,7 @@
         <w:t>沈知远:</w:t>
       </w:r>
       <w:r>
-        <w:t xml:space="preserve"> 白纸黑字，我签：“凡呈送总书记的文稿，答复栏空白者，办公厅主任有权退回，不得延误。”（拿钢笔，签，写日期，十四时零九分）</w:t>
+        <w:t xml:space="preserve"> 你有言在先，我不拖。我签：“凡呈送总书记的文稿，答复栏空白者，办公厅主任有权退回，不得延误。”（拿钢笔，签，写日期，十四时零九分）</w:t>
       </w:r>
     </w:p>
     <w:p>
@@ -1408,7 +1408,7 @@
         <w:t>魏长风:</w:t>
       </w:r>
       <w:r>
-        <w:t xml:space="preserve"> （走进来，在长桌边站住）有人把这叫翻旧账。</w:t>
+        <w:t xml:space="preserve"> （走进来，在长桌边站住）有人把这叫算旧账。</w:t>
       </w:r>
     </w:p>
     <w:p>
@@ -1419,7 +1419,7 @@
         <w:t>程曦:</w:t>
       </w:r>
       <w:r>
-        <w:t xml:space="preserve"> 翻他的，还是翻我的？</w:t>
+        <w:t xml:space="preserve"> 算他的，还是算我的？</w:t>
       </w:r>
     </w:p>
     <w:p>
@@ -1962,12 +1962,12 @@
     </w:p>
     <w:p>
       <w:r>
-        <w:t>«白纸黑字» — 한국어 해설: "흰 종이에 검은 글자". 글로 분명히 적어 두어 부인할 수 없다는 말. 선즈위안이 녜추에게 반려권 조항에 서명하며, 장면 6.</w:t>
+        <w:t>«有言在先» — 한국어 해설: "말을 미리 해 두다". 나중에 시비가 없도록 앞서 분명히 밝혀 둔다는 성어. 선즈위안이 녜추에게 반려권 조항에 서명하며, 장면 6.</w:t>
       </w:r>
     </w:p>
     <w:p>
       <w:r>
-        <w:t>«翻旧账» — 한국어 해설: "묵은 장부를 뒤지다". 지난 일을 다시 들추어 따진다는 구어. 웨이창펑이 청시에게 공시 의견 가운데 서수이성 시절의 일을 두고, 장면 7.</w:t>
+        <w:t>«算旧账» — 한국어 해설: "묵은 장부를 따져 셈하다". 지난 일을 다시 꺼내 책임을 따진다는 구어. 웨이창펑이 청시에게 공시 의견 가운데 서수이성 시절의 일을 두고, 장면 7.</w:t>
       </w:r>
     </w:p>
     <w:p>
